--- a/ЛР1_Дубков_Святослав.docx
+++ b/ЛР1_Дубков_Святослав.docx
@@ -290,6 +290,8 @@
           <w:szCs w:val="28"/>
         </w:rPr>
       </w:pPr>
+      <w:bookmarkStart w:id="0" w:name="_GoBack"/>
+      <w:bookmarkEnd w:id="0"/>
     </w:p>
     <w:p>
       <w:pPr>
@@ -353,7 +355,35 @@
           <w:rFonts w:eastAsia="Times New Roman" w:cs="Times New Roman"/>
           <w:szCs w:val="28"/>
         </w:rPr>
-        <w:t>Зебрев Станислав Вячеславович</w:t>
+        <w:t>Дубков</w:t>
+      </w:r>
+      <w:r>
+        <w:rPr>
+          <w:rFonts w:eastAsia="Times New Roman" w:cs="Times New Roman"/>
+          <w:szCs w:val="28"/>
+        </w:rPr>
+        <w:t xml:space="preserve"> </w:t>
+      </w:r>
+      <w:r>
+        <w:rPr>
+          <w:rFonts w:eastAsia="Times New Roman" w:cs="Times New Roman"/>
+          <w:szCs w:val="28"/>
+        </w:rPr>
+        <w:t>Святослав</w:t>
+      </w:r>
+      <w:r>
+        <w:rPr>
+          <w:rFonts w:eastAsia="Times New Roman" w:cs="Times New Roman"/>
+          <w:szCs w:val="28"/>
+        </w:rPr>
+        <w:t xml:space="preserve"> </w:t>
+      </w:r>
+      <w:r>
+        <w:rPr>
+          <w:rFonts w:eastAsia="Times New Roman" w:cs="Times New Roman"/>
+          <w:szCs w:val="28"/>
+        </w:rPr>
+        <w:t>Владимирович</w:t>
       </w:r>
     </w:p>
     <w:p>
@@ -2024,12 +2054,12 @@
       <w:pPr>
         <w:pStyle w:val="Heading1"/>
       </w:pPr>
-      <w:bookmarkStart w:id="0" w:name="_Toc241001852"/>
+      <w:bookmarkStart w:id="1" w:name="_Toc241001852"/>
       <w:r>
         <w:lastRenderedPageBreak/>
         <w:t>Введение</w:t>
       </w:r>
-      <w:bookmarkEnd w:id="0"/>
+      <w:bookmarkEnd w:id="1"/>
     </w:p>
     <w:p>
       <w:pPr>
@@ -2174,11 +2204,11 @@
         <w:pStyle w:val="Heading1"/>
         <w:keepNext/>
       </w:pPr>
-      <w:bookmarkStart w:id="1" w:name="_Toc9100101"/>
+      <w:bookmarkStart w:id="2" w:name="_Toc9100101"/>
       <w:r>
         <w:t>1. Задание</w:t>
       </w:r>
-      <w:bookmarkEnd w:id="1"/>
+      <w:bookmarkEnd w:id="2"/>
     </w:p>
     <w:p>
       <w:r>
@@ -2371,22 +2401,22 @@
         <w:pStyle w:val="Heading1"/>
         <w:keepNext/>
       </w:pPr>
-      <w:bookmarkStart w:id="2" w:name="_Toc9100102"/>
+      <w:bookmarkStart w:id="3" w:name="_Toc9100102"/>
       <w:r>
         <w:t>2. Описание проделанной работы</w:t>
       </w:r>
-      <w:bookmarkEnd w:id="2"/>
+      <w:bookmarkEnd w:id="3"/>
     </w:p>
     <w:p>
       <w:pPr>
         <w:pStyle w:val="Heading2"/>
         <w:keepNext/>
       </w:pPr>
-      <w:bookmarkStart w:id="3" w:name="_Toc9100103"/>
+      <w:bookmarkStart w:id="4" w:name="_Toc9100103"/>
       <w:r>
         <w:t>2.1. Подготовка окружения</w:t>
       </w:r>
-      <w:bookmarkEnd w:id="3"/>
+      <w:bookmarkEnd w:id="4"/>
     </w:p>
     <w:p>
       <w:r>
@@ -2506,11 +2536,11 @@
         <w:pStyle w:val="Heading2"/>
         <w:keepNext/>
       </w:pPr>
-      <w:bookmarkStart w:id="4" w:name="_Toc9100104"/>
+      <w:bookmarkStart w:id="5" w:name="_Toc9100104"/>
       <w:r>
         <w:t>2.2. Структура проекта</w:t>
       </w:r>
-      <w:bookmarkEnd w:id="4"/>
+      <w:bookmarkEnd w:id="5"/>
     </w:p>
     <w:p>
       <w:r>
@@ -2526,6 +2556,9 @@
         <w:jc w:val="center"/>
       </w:pPr>
       <w:r>
+        <w:rPr>
+          <w:noProof/>
+        </w:rPr>
         <w:drawing>
           <wp:inline distT="0" distB="0" distL="0" distR="0" wp14:anchorId="1953AE5C" wp14:editId="2F3A19B5">
             <wp:extent cx="2397211" cy="4680017"/>
@@ -2574,14 +2607,27 @@
       <w:r>
         <w:t xml:space="preserve">Рисунок </w:t>
       </w:r>
-      <w:fldSimple w:instr=" SEQ Рисунок \* ARABIC ">
-        <w:r>
-          <w:rPr>
-            <w:noProof/>
-          </w:rPr>
-          <w:t>1</w:t>
-        </w:r>
-      </w:fldSimple>
+      <w:r>
+        <w:fldChar w:fldCharType="begin"/>
+      </w:r>
+      <w:r>
+        <w:instrText xml:space="preserve"> SEQ Рисунок \* ARABIC </w:instrText>
+      </w:r>
+      <w:r>
+        <w:fldChar w:fldCharType="separate"/>
+      </w:r>
+      <w:r>
+        <w:rPr>
+          <w:noProof/>
+        </w:rPr>
+        <w:t>1</w:t>
+      </w:r>
+      <w:r>
+        <w:rPr>
+          <w:noProof/>
+        </w:rPr>
+        <w:fldChar w:fldCharType="end"/>
+      </w:r>
     </w:p>
     <w:p/>
     <w:p>
@@ -2589,11 +2635,11 @@
         <w:pStyle w:val="Heading2"/>
         <w:keepNext/>
       </w:pPr>
-      <w:bookmarkStart w:id="5" w:name="_Toc9100105"/>
+      <w:bookmarkStart w:id="6" w:name="_Toc9100105"/>
       <w:r>
         <w:t>2.3. Выполнение заданий</w:t>
       </w:r>
-      <w:bookmarkEnd w:id="5"/>
+      <w:bookmarkEnd w:id="6"/>
     </w:p>
     <w:p>
       <w:r>
@@ -2726,14 +2772,14 @@
           <w:lang w:val="ru-RU"/>
         </w:rPr>
       </w:pPr>
-      <w:bookmarkStart w:id="6" w:name="_Toc9100106"/>
+      <w:bookmarkStart w:id="7" w:name="_Toc9100106"/>
       <w:r>
         <w:rPr>
           <w:lang w:val="ru-RU"/>
         </w:rPr>
         <w:t>2.3.1. Таблица расстояний между городами (00_distance.py)</w:t>
       </w:r>
-      <w:bookmarkEnd w:id="6"/>
+      <w:bookmarkEnd w:id="7"/>
     </w:p>
     <w:p>
       <w:r>
@@ -2961,6 +3007,9 @@
         <w:jc w:val="center"/>
       </w:pPr>
       <w:r>
+        <w:rPr>
+          <w:noProof/>
+        </w:rPr>
         <w:drawing>
           <wp:inline distT="0" distB="0" distL="0" distR="0" wp14:anchorId="27E03EF6" wp14:editId="05CA5625">
             <wp:extent cx="5976698" cy="336104"/>
@@ -3009,14 +3058,27 @@
       <w:r>
         <w:t xml:space="preserve">Рисунок </w:t>
       </w:r>
-      <w:fldSimple w:instr=" SEQ Рисунок \* ARABIC ">
-        <w:r>
-          <w:rPr>
-            <w:noProof/>
-          </w:rPr>
-          <w:t>2</w:t>
-        </w:r>
-      </w:fldSimple>
+      <w:r>
+        <w:fldChar w:fldCharType="begin"/>
+      </w:r>
+      <w:r>
+        <w:instrText xml:space="preserve"> SEQ Рисунок \* ARABIC </w:instrText>
+      </w:r>
+      <w:r>
+        <w:fldChar w:fldCharType="separate"/>
+      </w:r>
+      <w:r>
+        <w:rPr>
+          <w:noProof/>
+        </w:rPr>
+        <w:t>2</w:t>
+      </w:r>
+      <w:r>
+        <w:rPr>
+          <w:noProof/>
+        </w:rPr>
+        <w:fldChar w:fldCharType="end"/>
+      </w:r>
     </w:p>
     <w:p/>
     <w:p>
@@ -3027,7 +3089,7 @@
           <w:lang w:val="ru-RU"/>
         </w:rPr>
       </w:pPr>
-      <w:bookmarkStart w:id="7" w:name="_Toc9100107"/>
+      <w:bookmarkStart w:id="8" w:name="_Toc9100107"/>
       <w:r>
         <w:rPr>
           <w:lang w:val="ru-RU"/>
@@ -3035,7 +3097,7 @@
         <w:lastRenderedPageBreak/>
         <w:t>2.3.2. Круг: площадь и положение точек (01_circle.py)</w:t>
       </w:r>
-      <w:bookmarkEnd w:id="7"/>
+      <w:bookmarkEnd w:id="8"/>
     </w:p>
     <w:p>
       <w:r>
@@ -3229,6 +3291,7 @@
       </w:pPr>
       <w:r>
         <w:rPr>
+          <w:noProof/>
           <w:color w:val="auto"/>
           <w:sz w:val="28"/>
           <w:szCs w:val="24"/>
@@ -3278,27 +3341,14 @@
       <w:r>
         <w:t xml:space="preserve">Рисунок </w:t>
       </w:r>
-      <w:r>
-        <w:fldChar w:fldCharType="begin"/>
-      </w:r>
-      <w:r>
-        <w:instrText xml:space="preserve"> SEQ Рисунок \* ARABIC </w:instrText>
-      </w:r>
-      <w:r>
-        <w:fldChar w:fldCharType="separate"/>
-      </w:r>
-      <w:r>
-        <w:rPr>
-          <w:noProof/>
-        </w:rPr>
-        <w:t>3</w:t>
-      </w:r>
-      <w:r>
-        <w:rPr>
-          <w:noProof/>
-        </w:rPr>
-        <w:fldChar w:fldCharType="end"/>
-      </w:r>
+      <w:fldSimple w:instr=" SEQ Рисунок \* ARABIC ">
+        <w:r>
+          <w:rPr>
+            <w:noProof/>
+          </w:rPr>
+          <w:t>3</w:t>
+        </w:r>
+      </w:fldSimple>
     </w:p>
     <w:p>
       <w:pPr>
@@ -3308,14 +3358,14 @@
           <w:lang w:val="ru-RU"/>
         </w:rPr>
       </w:pPr>
-      <w:bookmarkStart w:id="8" w:name="_Toc9100108"/>
+      <w:bookmarkStart w:id="9" w:name="_Toc9100108"/>
       <w:r>
         <w:rPr>
           <w:lang w:val="ru-RU"/>
         </w:rPr>
         <w:t>2.3.3. Выражение, равное 25 (02_operations.py)</w:t>
       </w:r>
-      <w:bookmarkEnd w:id="8"/>
+      <w:bookmarkEnd w:id="9"/>
     </w:p>
     <w:p>
       <w:r>
@@ -3392,6 +3442,7 @@
       </w:pPr>
       <w:r>
         <w:rPr>
+          <w:noProof/>
           <w:color w:val="auto"/>
           <w:sz w:val="28"/>
           <w:szCs w:val="24"/>
@@ -3441,27 +3492,14 @@
       <w:r>
         <w:t xml:space="preserve">Рисунок </w:t>
       </w:r>
-      <w:r>
-        <w:fldChar w:fldCharType="begin"/>
-      </w:r>
-      <w:r>
-        <w:instrText xml:space="preserve"> SEQ Рисунок \* ARABIC </w:instrText>
-      </w:r>
-      <w:r>
-        <w:fldChar w:fldCharType="separate"/>
-      </w:r>
-      <w:r>
-        <w:rPr>
-          <w:noProof/>
-        </w:rPr>
-        <w:t>4</w:t>
-      </w:r>
-      <w:r>
-        <w:rPr>
-          <w:noProof/>
-        </w:rPr>
-        <w:fldChar w:fldCharType="end"/>
-      </w:r>
+      <w:fldSimple w:instr=" SEQ Рисунок \* ARABIC ">
+        <w:r>
+          <w:rPr>
+            <w:noProof/>
+          </w:rPr>
+          <w:t>4</w:t>
+        </w:r>
+      </w:fldSimple>
     </w:p>
     <w:p>
       <w:pPr>
@@ -3471,14 +3509,14 @@
           <w:lang w:val="ru-RU"/>
         </w:rPr>
       </w:pPr>
-      <w:bookmarkStart w:id="9" w:name="_Toc9100109"/>
+      <w:bookmarkStart w:id="10" w:name="_Toc9100109"/>
       <w:r>
         <w:rPr>
           <w:lang w:val="ru-RU"/>
         </w:rPr>
         <w:t>2.3.4. Названия фильмов через срезы (03_favorite_movies.py)</w:t>
       </w:r>
-      <w:bookmarkEnd w:id="9"/>
+      <w:bookmarkEnd w:id="10"/>
     </w:p>
     <w:p>
       <w:r>
@@ -3620,6 +3658,7 @@
       </w:pPr>
       <w:r>
         <w:rPr>
+          <w:noProof/>
           <w:color w:val="auto"/>
           <w:sz w:val="28"/>
           <w:szCs w:val="24"/>
@@ -3669,27 +3708,14 @@
       <w:r>
         <w:t xml:space="preserve">Рисунок </w:t>
       </w:r>
-      <w:r>
-        <w:fldChar w:fldCharType="begin"/>
-      </w:r>
-      <w:r>
-        <w:instrText xml:space="preserve"> SEQ Рисунок \* ARABIC </w:instrText>
-      </w:r>
-      <w:r>
-        <w:fldChar w:fldCharType="separate"/>
-      </w:r>
-      <w:r>
-        <w:rPr>
-          <w:noProof/>
-        </w:rPr>
-        <w:t>5</w:t>
-      </w:r>
-      <w:r>
-        <w:rPr>
-          <w:noProof/>
-        </w:rPr>
-        <w:fldChar w:fldCharType="end"/>
-      </w:r>
+      <w:fldSimple w:instr=" SEQ Рисунок \* ARABIC ">
+        <w:r>
+          <w:rPr>
+            <w:noProof/>
+          </w:rPr>
+          <w:t>5</w:t>
+        </w:r>
+      </w:fldSimple>
     </w:p>
     <w:p>
       <w:pPr>
@@ -3699,7 +3725,7 @@
           <w:lang w:val="ru-RU"/>
         </w:rPr>
       </w:pPr>
-      <w:bookmarkStart w:id="10" w:name="_Toc9100110"/>
+      <w:bookmarkStart w:id="11" w:name="_Toc9100110"/>
       <w:r>
         <w:rPr>
           <w:lang w:val="ru-RU"/>
@@ -3707,7 +3733,7 @@
         <w:lastRenderedPageBreak/>
         <w:t>2.3.5. Рост членов семьи (04_my_family.py)</w:t>
       </w:r>
-      <w:bookmarkEnd w:id="10"/>
+      <w:bookmarkEnd w:id="11"/>
     </w:p>
     <w:p>
       <w:r>
@@ -3856,6 +3882,7 @@
       </w:pPr>
       <w:r>
         <w:rPr>
+          <w:noProof/>
           <w:color w:val="auto"/>
           <w:sz w:val="28"/>
           <w:szCs w:val="24"/>
@@ -3908,27 +3935,14 @@
       <w:r>
         <w:t xml:space="preserve">Рисунок </w:t>
       </w:r>
-      <w:r>
-        <w:fldChar w:fldCharType="begin"/>
-      </w:r>
-      <w:r>
-        <w:instrText xml:space="preserve"> SEQ Рисунок \* ARABIC </w:instrText>
-      </w:r>
-      <w:r>
-        <w:fldChar w:fldCharType="separate"/>
-      </w:r>
-      <w:r>
-        <w:rPr>
-          <w:noProof/>
-        </w:rPr>
-        <w:t>6</w:t>
-      </w:r>
-      <w:r>
-        <w:rPr>
-          <w:noProof/>
-        </w:rPr>
-        <w:fldChar w:fldCharType="end"/>
-      </w:r>
+      <w:fldSimple w:instr=" SEQ Рисунок \* ARABIC ">
+        <w:r>
+          <w:rPr>
+            <w:noProof/>
+          </w:rPr>
+          <w:t>6</w:t>
+        </w:r>
+      </w:fldSimple>
     </w:p>
     <w:p/>
     <w:p>
@@ -3939,14 +3953,14 @@
           <w:lang w:val="ru-RU"/>
         </w:rPr>
       </w:pPr>
-      <w:bookmarkStart w:id="11" w:name="_Toc9100111"/>
+      <w:bookmarkStart w:id="12" w:name="_Toc9100111"/>
       <w:r>
         <w:rPr>
           <w:lang w:val="ru-RU"/>
         </w:rPr>
         <w:t>2.3.6. Перестановки в зоопарке (05_zoo.py)</w:t>
       </w:r>
-      <w:bookmarkEnd w:id="11"/>
+      <w:bookmarkEnd w:id="12"/>
     </w:p>
     <w:p>
       <w:r>
@@ -4268,6 +4282,7 @@
       </w:pPr>
       <w:r>
         <w:rPr>
+          <w:noProof/>
           <w:color w:val="auto"/>
           <w:sz w:val="28"/>
           <w:szCs w:val="24"/>
@@ -4311,27 +4326,14 @@
       <w:r>
         <w:t xml:space="preserve">Рисунок </w:t>
       </w:r>
-      <w:r>
-        <w:fldChar w:fldCharType="begin"/>
-      </w:r>
-      <w:r>
-        <w:instrText xml:space="preserve"> SEQ Рисунок \* ARABIC </w:instrText>
-      </w:r>
-      <w:r>
-        <w:fldChar w:fldCharType="separate"/>
-      </w:r>
-      <w:r>
-        <w:rPr>
-          <w:noProof/>
-        </w:rPr>
-        <w:t>7</w:t>
-      </w:r>
-      <w:r>
-        <w:rPr>
-          <w:noProof/>
-        </w:rPr>
-        <w:fldChar w:fldCharType="end"/>
-      </w:r>
+      <w:fldSimple w:instr=" SEQ Рисунок \* ARABIC ">
+        <w:r>
+          <w:rPr>
+            <w:noProof/>
+          </w:rPr>
+          <w:t>7</w:t>
+        </w:r>
+      </w:fldSimple>
     </w:p>
     <w:p/>
     <w:p>
@@ -4342,14 +4344,14 @@
           <w:lang w:val="ru-RU"/>
         </w:rPr>
       </w:pPr>
-      <w:bookmarkStart w:id="12" w:name="_Toc9100112"/>
+      <w:bookmarkStart w:id="13" w:name="_Toc9100112"/>
       <w:r>
         <w:rPr>
           <w:lang w:val="ru-RU"/>
         </w:rPr>
         <w:t>2.3.7. Время звучания песен (06_songs_list.py)</w:t>
       </w:r>
-      <w:bookmarkEnd w:id="12"/>
+      <w:bookmarkEnd w:id="13"/>
     </w:p>
     <w:p>
       <w:r>
@@ -4455,6 +4457,7 @@
       </w:pPr>
       <w:r>
         <w:rPr>
+          <w:noProof/>
           <w:color w:val="auto"/>
           <w:sz w:val="28"/>
           <w:szCs w:val="24"/>
@@ -4508,27 +4511,14 @@
       <w:r>
         <w:t xml:space="preserve">Рисунок </w:t>
       </w:r>
-      <w:r>
-        <w:fldChar w:fldCharType="begin"/>
-      </w:r>
-      <w:r>
-        <w:instrText xml:space="preserve"> SEQ Рисунок \* ARABIC </w:instrText>
-      </w:r>
-      <w:r>
-        <w:fldChar w:fldCharType="separate"/>
-      </w:r>
-      <w:r>
-        <w:rPr>
-          <w:noProof/>
-        </w:rPr>
-        <w:t>8</w:t>
-      </w:r>
-      <w:r>
-        <w:rPr>
-          <w:noProof/>
-        </w:rPr>
-        <w:fldChar w:fldCharType="end"/>
-      </w:r>
+      <w:fldSimple w:instr=" SEQ Рисунок \* ARABIC ">
+        <w:r>
+          <w:rPr>
+            <w:noProof/>
+          </w:rPr>
+          <w:t>8</w:t>
+        </w:r>
+      </w:fldSimple>
     </w:p>
     <w:p/>
     <w:p>
@@ -4539,14 +4529,14 @@
           <w:lang w:val="ru-RU"/>
         </w:rPr>
       </w:pPr>
-      <w:bookmarkStart w:id="13" w:name="_Toc9100113"/>
+      <w:bookmarkStart w:id="14" w:name="_Toc9100113"/>
       <w:r>
         <w:rPr>
           <w:lang w:val="ru-RU"/>
         </w:rPr>
         <w:t>2.3.8. Дешифровка сообщения (07_secret.py)</w:t>
       </w:r>
-      <w:bookmarkEnd w:id="13"/>
+      <w:bookmarkEnd w:id="14"/>
     </w:p>
     <w:p>
       <w:r>
@@ -4732,6 +4722,7 @@
       </w:pPr>
       <w:r>
         <w:rPr>
+          <w:noProof/>
           <w:color w:val="auto"/>
           <w:sz w:val="28"/>
           <w:szCs w:val="24"/>
@@ -4784,27 +4775,14 @@
       <w:r>
         <w:t xml:space="preserve">Рисунок </w:t>
       </w:r>
-      <w:r>
-        <w:fldChar w:fldCharType="begin"/>
-      </w:r>
-      <w:r>
-        <w:instrText xml:space="preserve"> SEQ Рисунок \* ARABIC </w:instrText>
-      </w:r>
-      <w:r>
-        <w:fldChar w:fldCharType="separate"/>
-      </w:r>
-      <w:r>
-        <w:rPr>
-          <w:noProof/>
-        </w:rPr>
-        <w:t>9</w:t>
-      </w:r>
-      <w:r>
-        <w:rPr>
-          <w:noProof/>
-        </w:rPr>
-        <w:fldChar w:fldCharType="end"/>
-      </w:r>
+      <w:fldSimple w:instr=" SEQ Рисунок \* ARABIC ">
+        <w:r>
+          <w:rPr>
+            <w:noProof/>
+          </w:rPr>
+          <w:t>9</w:t>
+        </w:r>
+      </w:fldSimple>
     </w:p>
     <w:p/>
     <w:p>
@@ -4815,7 +4793,7 @@
           <w:lang w:val="ru-RU"/>
         </w:rPr>
       </w:pPr>
-      <w:bookmarkStart w:id="14" w:name="_Toc9100114"/>
+      <w:bookmarkStart w:id="15" w:name="_Toc9100114"/>
       <w:r>
         <w:rPr>
           <w:lang w:val="ru-RU"/>
@@ -4823,7 +4801,7 @@
         <w:lastRenderedPageBreak/>
         <w:t>2.3.9. Цветы сада и луга (08_garden.py)</w:t>
       </w:r>
-      <w:bookmarkEnd w:id="14"/>
+      <w:bookmarkEnd w:id="15"/>
     </w:p>
     <w:p>
       <w:r>
@@ -5079,6 +5057,7 @@
       </w:pPr>
       <w:r>
         <w:rPr>
+          <w:noProof/>
           <w:color w:val="auto"/>
           <w:sz w:val="28"/>
           <w:szCs w:val="24"/>
@@ -5122,35 +5101,16 @@
       <w:r>
         <w:t xml:space="preserve">Рисунок </w:t>
       </w:r>
-      <w:r>
-        <w:fldChar w:fldCharType="begin"/>
-      </w:r>
-      <w:r>
-        <w:instrText xml:space="preserve"> SEQ Рисунок \* ARABIC </w:instrText>
-      </w:r>
-      <w:r>
-        <w:fldChar w:fldCharType="separate"/>
-      </w:r>
-      <w:r>
-        <w:rPr>
-          <w:noProof/>
-        </w:rPr>
-        <w:t>10</w:t>
-      </w:r>
-      <w:r>
-        <w:rPr>
-          <w:noProof/>
-        </w:rPr>
-        <w:fldChar w:fldCharType="end"/>
-      </w:r>
-    </w:p>
-    <w:p>
-      <w:pPr>
-        <w:rPr>
-          <w:lang w:val="en-US"/>
-        </w:rPr>
-      </w:pPr>
-    </w:p>
+      <w:fldSimple w:instr=" SEQ Рисунок \* ARABIC ">
+        <w:r>
+          <w:rPr>
+            <w:noProof/>
+          </w:rPr>
+          <w:t>10</w:t>
+        </w:r>
+      </w:fldSimple>
+    </w:p>
+    <w:p/>
     <w:p>
       <w:pPr>
         <w:pStyle w:val="Heading3"/>
@@ -5159,14 +5119,14 @@
           <w:lang w:val="ru-RU"/>
         </w:rPr>
       </w:pPr>
-      <w:bookmarkStart w:id="15" w:name="_Toc9100115"/>
+      <w:bookmarkStart w:id="16" w:name="_Toc9100115"/>
       <w:r>
         <w:rPr>
           <w:lang w:val="ru-RU"/>
         </w:rPr>
         <w:t>2.3.10. Самые дешёвые сладости (09_shopping.py)</w:t>
       </w:r>
-      <w:bookmarkEnd w:id="15"/>
+      <w:bookmarkEnd w:id="16"/>
     </w:p>
     <w:p>
       <w:r>
@@ -5436,6 +5396,7 @@
       </w:pPr>
       <w:r>
         <w:rPr>
+          <w:noProof/>
           <w:color w:val="auto"/>
           <w:sz w:val="28"/>
           <w:szCs w:val="24"/>
@@ -5488,27 +5449,14 @@
       <w:r>
         <w:t xml:space="preserve">Рисунок </w:t>
       </w:r>
-      <w:r>
-        <w:fldChar w:fldCharType="begin"/>
-      </w:r>
-      <w:r>
-        <w:instrText xml:space="preserve"> SEQ Рисунок \* ARABIC </w:instrText>
-      </w:r>
-      <w:r>
-        <w:fldChar w:fldCharType="separate"/>
-      </w:r>
-      <w:r>
-        <w:rPr>
-          <w:noProof/>
-        </w:rPr>
-        <w:t>11</w:t>
-      </w:r>
-      <w:r>
-        <w:rPr>
-          <w:noProof/>
-        </w:rPr>
-        <w:fldChar w:fldCharType="end"/>
-      </w:r>
+      <w:fldSimple w:instr=" SEQ Рисунок \* ARABIC ">
+        <w:r>
+          <w:rPr>
+            <w:noProof/>
+          </w:rPr>
+          <w:t>11</w:t>
+        </w:r>
+      </w:fldSimple>
     </w:p>
     <w:p/>
     <w:p>
@@ -5519,14 +5467,14 @@
           <w:lang w:val="ru-RU"/>
         </w:rPr>
       </w:pPr>
-      <w:bookmarkStart w:id="16" w:name="_Toc9100116"/>
+      <w:bookmarkStart w:id="17" w:name="_Toc9100116"/>
       <w:r>
         <w:rPr>
           <w:lang w:val="ru-RU"/>
         </w:rPr>
         <w:t>2.3.11. Товары на складе (10_store.py)</w:t>
       </w:r>
-      <w:bookmarkEnd w:id="16"/>
+      <w:bookmarkEnd w:id="17"/>
     </w:p>
     <w:p>
       <w:r>
@@ -5705,6 +5653,7 @@
       </w:pPr>
       <w:r>
         <w:rPr>
+          <w:noProof/>
           <w:color w:val="auto"/>
           <w:sz w:val="28"/>
           <w:szCs w:val="24"/>
@@ -5757,27 +5706,14 @@
       <w:r>
         <w:t xml:space="preserve">Рисунок </w:t>
       </w:r>
-      <w:r>
-        <w:fldChar w:fldCharType="begin"/>
-      </w:r>
-      <w:r>
-        <w:instrText xml:space="preserve"> SEQ Рисунок \* ARABIC </w:instrText>
-      </w:r>
-      <w:r>
-        <w:fldChar w:fldCharType="separate"/>
-      </w:r>
-      <w:r>
-        <w:rPr>
-          <w:noProof/>
-        </w:rPr>
-        <w:t>12</w:t>
-      </w:r>
-      <w:r>
-        <w:rPr>
-          <w:noProof/>
-        </w:rPr>
-        <w:fldChar w:fldCharType="end"/>
-      </w:r>
+      <w:fldSimple w:instr=" SEQ Рисунок \* ARABIC ">
+        <w:r>
+          <w:rPr>
+            <w:noProof/>
+          </w:rPr>
+          <w:t>12</w:t>
+        </w:r>
+      </w:fldSimple>
     </w:p>
     <w:p/>
     <w:p>
@@ -5785,11 +5721,11 @@
         <w:pStyle w:val="Heading1"/>
         <w:keepNext/>
       </w:pPr>
-      <w:bookmarkStart w:id="17" w:name="_Toc9100117"/>
+      <w:bookmarkStart w:id="18" w:name="_Toc9100117"/>
       <w:r>
         <w:t>3. Верхнеуровневый модуль main.py</w:t>
       </w:r>
-      <w:bookmarkEnd w:id="17"/>
+      <w:bookmarkEnd w:id="18"/>
     </w:p>
     <w:p>
       <w:r>
@@ -6198,6 +6134,7 @@
       </w:pPr>
       <w:r>
         <w:rPr>
+          <w:noProof/>
           <w:color w:val="auto"/>
           <w:sz w:val="28"/>
           <w:szCs w:val="24"/>
@@ -6257,30 +6194,20 @@
       <w:r>
         <w:t xml:space="preserve">Рисунок </w:t>
       </w:r>
-      <w:r>
-        <w:fldChar w:fldCharType="begin"/>
-      </w:r>
-      <w:r>
-        <w:instrText xml:space="preserve"> SEQ Рисунок \* ARABIC </w:instrText>
-      </w:r>
-      <w:r>
-        <w:fldChar w:fldCharType="separate"/>
-      </w:r>
+      <w:fldSimple w:instr=" SEQ Рисунок \* ARABIC ">
+        <w:r>
+          <w:rPr>
+            <w:noProof/>
+          </w:rPr>
+          <w:t>13</w:t>
+        </w:r>
+      </w:fldSimple>
+    </w:p>
+    <w:p>
       <w:r>
         <w:rPr>
           <w:noProof/>
         </w:rPr>
-        <w:t>13</w:t>
-      </w:r>
-      <w:r>
-        <w:rPr>
-          <w:noProof/>
-        </w:rPr>
-        <w:fldChar w:fldCharType="end"/>
-      </w:r>
-    </w:p>
-    <w:p>
-      <w:r>
         <w:drawing>
           <wp:inline distT="0" distB="0" distL="0" distR="0" wp14:anchorId="2B08BB42" wp14:editId="2C98E883">
             <wp:extent cx="6120130" cy="1626235"/>
@@ -6329,27 +6256,14 @@
       <w:r>
         <w:t xml:space="preserve">Рисунок </w:t>
       </w:r>
-      <w:r>
-        <w:fldChar w:fldCharType="begin"/>
-      </w:r>
-      <w:r>
-        <w:instrText xml:space="preserve"> SEQ Рисунок \* ARABIC </w:instrText>
-      </w:r>
-      <w:r>
-        <w:fldChar w:fldCharType="separate"/>
-      </w:r>
-      <w:r>
-        <w:rPr>
-          <w:noProof/>
-        </w:rPr>
-        <w:t>14</w:t>
-      </w:r>
-      <w:r>
-        <w:rPr>
-          <w:noProof/>
-        </w:rPr>
-        <w:fldChar w:fldCharType="end"/>
-      </w:r>
+      <w:fldSimple w:instr=" SEQ Рисунок \* ARABIC ">
+        <w:r>
+          <w:rPr>
+            <w:noProof/>
+          </w:rPr>
+          <w:t>14</w:t>
+        </w:r>
+      </w:fldSimple>
     </w:p>
     <w:p/>
     <w:p>
@@ -6357,11 +6271,11 @@
         <w:pStyle w:val="Heading1"/>
         <w:keepNext/>
       </w:pPr>
-      <w:bookmarkStart w:id="18" w:name="_Toc9100118"/>
+      <w:bookmarkStart w:id="19" w:name="_Toc9100118"/>
       <w:r>
         <w:t>4. Тестирование с помощью pytest</w:t>
       </w:r>
-      <w:bookmarkEnd w:id="18"/>
+      <w:bookmarkEnd w:id="19"/>
     </w:p>
     <w:p>
       <w:r>
@@ -6668,6 +6582,7 @@
       </w:pPr>
       <w:r>
         <w:rPr>
+          <w:noProof/>
           <w:color w:val="auto"/>
           <w:sz w:val="28"/>
           <w:szCs w:val="24"/>
@@ -6711,356 +6626,280 @@
       <w:r>
         <w:t xml:space="preserve">Рисунок </w:t>
       </w:r>
-      <w:r>
-        <w:fldChar w:fldCharType="begin"/>
-      </w:r>
-      <w:r>
-        <w:instrText xml:space="preserve"> SEQ Рисунок \* ARABIC </w:instrText>
-      </w:r>
-      <w:r>
-        <w:fldChar w:fldCharType="separate"/>
-      </w:r>
-      <w:r>
-        <w:rPr>
-          <w:noProof/>
-        </w:rPr>
-        <w:t>15</w:t>
-      </w:r>
-      <w:r>
-        <w:rPr>
-          <w:noProof/>
-        </w:rPr>
-        <w:fldChar w:fldCharType="end"/>
-      </w:r>
-    </w:p>
-    <w:p/>
-    <w:p>
-      <w:pPr>
-        <w:pStyle w:val="Heading1"/>
-        <w:keepNext/>
-      </w:pPr>
-      <w:bookmarkStart w:id="19" w:name="_Toc9100119"/>
-      <w:r>
-        <w:t>5. Шпаргалка по Git</w:t>
-      </w:r>
-      <w:bookmarkEnd w:id="19"/>
-    </w:p>
-    <w:p>
-      <w:r>
-        <w:t>Во время работы пригодились такие команды:</w:t>
-      </w:r>
-    </w:p>
-    <w:p>
-      <w:pPr>
-        <w:numPr>
-          <w:ilvl w:val="0"/>
-          <w:numId w:val="4"/>
-        </w:numPr>
-      </w:pPr>
-      <w:r>
-        <w:t>git clone &lt;url&gt; — скопировать удалённый репозиторий на компьютер;</w:t>
-      </w:r>
-    </w:p>
-    <w:p>
-      <w:pPr>
-        <w:numPr>
-          <w:ilvl w:val="0"/>
-          <w:numId w:val="4"/>
-        </w:numPr>
-      </w:pPr>
-      <w:r>
-        <w:t>git status — посмотреть, какие файлы изменены;</w:t>
-      </w:r>
-    </w:p>
-    <w:p>
-      <w:pPr>
-        <w:numPr>
-          <w:ilvl w:val="0"/>
-          <w:numId w:val="4"/>
-        </w:numPr>
-      </w:pPr>
-      <w:r>
-        <w:t>git diff — увидеть правки, которые ещё не попали в индекс;</w:t>
-      </w:r>
-    </w:p>
-    <w:p>
-      <w:pPr>
-        <w:numPr>
-          <w:ilvl w:val="0"/>
-          <w:numId w:val="4"/>
-        </w:numPr>
-      </w:pPr>
-      <w:r>
-        <w:t>git add . — добавить все изменения в индекс;</w:t>
-      </w:r>
-    </w:p>
-    <w:p>
-      <w:pPr>
-        <w:numPr>
-          <w:ilvl w:val="0"/>
-          <w:numId w:val="4"/>
-        </w:numPr>
-      </w:pPr>
-      <w:r>
-        <w:t>git commit -m "текст" — сохранить изменения в истории с комментарием;</w:t>
-      </w:r>
-    </w:p>
-    <w:p>
-      <w:pPr>
-        <w:numPr>
-          <w:ilvl w:val="0"/>
-          <w:numId w:val="4"/>
-        </w:numPr>
-      </w:pPr>
-      <w:r>
-        <w:t>git push — отправить коммиты на GitHub;</w:t>
-      </w:r>
-    </w:p>
-    <w:p>
-      <w:pPr>
-        <w:numPr>
-          <w:ilvl w:val="0"/>
-          <w:numId w:val="4"/>
-        </w:numPr>
-      </w:pPr>
-      <w:r>
-        <w:t>git pull — забрать изменения из удалённого репозитория;</w:t>
-      </w:r>
-    </w:p>
-    <w:p>
-      <w:pPr>
-        <w:numPr>
-          <w:ilvl w:val="0"/>
-          <w:numId w:val="4"/>
-        </w:numPr>
-      </w:pPr>
-      <w:r>
-        <w:lastRenderedPageBreak/>
-        <w:t>git log --oneline — вывести историю коммитов в сжатом виде.</w:t>
-      </w:r>
-    </w:p>
-    <w:p>
-      <w:r>
-        <w:t>Готовый проект был сохранён и выгружен в репозиторий такой последовательностью команд:</w:t>
-      </w:r>
-    </w:p>
-    <w:p>
-      <w:r>
-        <w:rPr>
-          <w:lang w:val="en-US"/>
-        </w:rPr>
-        <w:t>git</w:t>
-      </w:r>
-      <w:r>
-        <w:t xml:space="preserve"> </w:t>
-      </w:r>
-      <w:proofErr w:type="gramStart"/>
-      <w:r>
-        <w:rPr>
-          <w:lang w:val="en-US"/>
-        </w:rPr>
-        <w:t>add</w:t>
-      </w:r>
-      <w:r>
-        <w:t xml:space="preserve"> .</w:t>
-      </w:r>
-      <w:proofErr w:type="gramEnd"/>
-    </w:p>
-    <w:p>
-      <w:r>
-        <w:rPr>
-          <w:lang w:val="en-US"/>
-        </w:rPr>
-        <w:t>git</w:t>
-      </w:r>
-      <w:r>
-        <w:t xml:space="preserve"> </w:t>
-      </w:r>
-      <w:r>
-        <w:rPr>
-          <w:lang w:val="en-US"/>
-        </w:rPr>
-        <w:t>commit</w:t>
-      </w:r>
-      <w:r>
-        <w:t xml:space="preserve"> -</w:t>
-      </w:r>
-      <w:r>
-        <w:rPr>
-          <w:lang w:val="en-US"/>
-        </w:rPr>
-        <w:t>m</w:t>
-      </w:r>
-      <w:r>
-        <w:t xml:space="preserve"> "Лабораторная работа 1: задания, </w:t>
-      </w:r>
-      <w:r>
-        <w:rPr>
-          <w:lang w:val="en-US"/>
-        </w:rPr>
-        <w:t>main</w:t>
-      </w:r>
-      <w:r>
-        <w:t>.</w:t>
-      </w:r>
-      <w:proofErr w:type="spellStart"/>
-      <w:r>
-        <w:rPr>
-          <w:lang w:val="en-US"/>
-        </w:rPr>
-        <w:t>py</w:t>
-      </w:r>
-      <w:proofErr w:type="spellEnd"/>
-      <w:r>
-        <w:t>, тесты"</w:t>
-      </w:r>
-    </w:p>
-    <w:p>
-      <w:r>
-        <w:rPr>
-          <w:lang w:val="en-US"/>
-        </w:rPr>
-        <w:t>git</w:t>
-      </w:r>
-      <w:r>
-        <w:t xml:space="preserve"> </w:t>
-      </w:r>
-      <w:r>
-        <w:rPr>
-          <w:lang w:val="en-US"/>
-        </w:rPr>
-        <w:t>push</w:t>
-      </w:r>
-    </w:p>
-    <w:p>
-      <w:pPr>
-        <w:keepNext/>
-        <w:pBdr>
-          <w:top w:val="dashed" w:sz="6" w:space="4" w:color="7F7F7F"/>
-          <w:left w:val="dashed" w:sz="6" w:space="4" w:color="7F7F7F"/>
-          <w:bottom w:val="dashed" w:sz="6" w:space="4" w:color="7F7F7F"/>
-          <w:right w:val="dashed" w:sz="6" w:space="4" w:color="7F7F7F"/>
-        </w:pBdr>
-        <w:spacing w:before="120" w:after="120"/>
-        <w:ind w:firstLine="0"/>
-        <w:jc w:val="center"/>
-      </w:pPr>
-      <w:r>
-        <w:rPr>
-          <w:i/>
-          <w:iCs/>
-          <w:highlight w:val="yellow"/>
-        </w:rPr>
-        <w:br/>
-      </w:r>
-      <w:r>
-        <w:rPr>
-          <w:i/>
-          <w:iCs/>
-          <w:highlight w:val="yellow"/>
-        </w:rPr>
-        <w:br/>
-        <w:t>[Место для скриншота: терминал: выполнение git add, git commit и git push]</w:t>
-      </w:r>
-      <w:r>
-        <w:rPr>
-          <w:i/>
-          <w:iCs/>
-          <w:highlight w:val="yellow"/>
-        </w:rPr>
-        <w:br/>
-      </w:r>
-      <w:r>
-        <w:rPr>
-          <w:i/>
-          <w:iCs/>
-          <w:highlight w:val="yellow"/>
-        </w:rPr>
-        <w:br/>
-      </w:r>
-    </w:p>
-    <w:p>
-      <w:pPr>
-        <w:pStyle w:val="Caption"/>
-        <w:jc w:val="center"/>
-      </w:pPr>
-      <w:r>
-        <w:t xml:space="preserve">Рисунок </w:t>
-      </w:r>
       <w:fldSimple w:instr=" SEQ Рисунок \* ARABIC ">
         <w:r>
           <w:rPr>
             <w:noProof/>
           </w:rPr>
-          <w:t>16</w:t>
+          <w:t>15</w:t>
         </w:r>
       </w:fldSimple>
     </w:p>
-    <w:p>
-      <w:pPr>
+    <w:p/>
+    <w:p>
+      <w:pPr>
+        <w:pStyle w:val="Heading1"/>
         <w:keepNext/>
-        <w:pBdr>
-          <w:top w:val="dashed" w:sz="6" w:space="4" w:color="7F7F7F"/>
-          <w:left w:val="dashed" w:sz="6" w:space="4" w:color="7F7F7F"/>
-          <w:bottom w:val="dashed" w:sz="6" w:space="4" w:color="7F7F7F"/>
-          <w:right w:val="dashed" w:sz="6" w:space="4" w:color="7F7F7F"/>
-        </w:pBdr>
-        <w:spacing w:before="120" w:after="120"/>
-        <w:ind w:firstLine="0"/>
-        <w:jc w:val="center"/>
-      </w:pPr>
-      <w:r>
-        <w:rPr>
-          <w:i/>
-          <w:iCs/>
-          <w:highlight w:val="yellow"/>
-        </w:rPr>
-        <w:br/>
-      </w:r>
-      <w:r>
-        <w:rPr>
-          <w:i/>
-          <w:iCs/>
-          <w:highlight w:val="yellow"/>
-        </w:rPr>
-        <w:br/>
-        <w:t>[Место для скриншота: страница репозитория на GitHub с загруженным проектом]</w:t>
-      </w:r>
-      <w:r>
-        <w:rPr>
-          <w:i/>
-          <w:iCs/>
-          <w:highlight w:val="yellow"/>
-        </w:rPr>
-        <w:br/>
-      </w:r>
-      <w:r>
-        <w:rPr>
-          <w:i/>
-          <w:iCs/>
-          <w:highlight w:val="yellow"/>
-        </w:rPr>
-        <w:br/>
+      </w:pPr>
+      <w:bookmarkStart w:id="20" w:name="_Toc9100119"/>
+      <w:r>
+        <w:t>5. Шпаргалка по Git</w:t>
+      </w:r>
+      <w:bookmarkEnd w:id="20"/>
+    </w:p>
+    <w:p>
+      <w:r>
+        <w:t>Во время работы пригодились такие команды:</w:t>
+      </w:r>
+    </w:p>
+    <w:p>
+      <w:pPr>
+        <w:numPr>
+          <w:ilvl w:val="0"/>
+          <w:numId w:val="4"/>
+        </w:numPr>
+      </w:pPr>
+      <w:r>
+        <w:t>git clone &lt;url&gt; — скопировать удалённый репозиторий на компьютер;</w:t>
+      </w:r>
+    </w:p>
+    <w:p>
+      <w:pPr>
+        <w:numPr>
+          <w:ilvl w:val="0"/>
+          <w:numId w:val="4"/>
+        </w:numPr>
+      </w:pPr>
+      <w:r>
+        <w:t>git status — посмотреть, какие файлы изменены;</w:t>
+      </w:r>
+    </w:p>
+    <w:p>
+      <w:pPr>
+        <w:numPr>
+          <w:ilvl w:val="0"/>
+          <w:numId w:val="4"/>
+        </w:numPr>
+      </w:pPr>
+      <w:r>
+        <w:t>git diff — увидеть правки, которые ещё не попали в индекс;</w:t>
+      </w:r>
+    </w:p>
+    <w:p>
+      <w:pPr>
+        <w:numPr>
+          <w:ilvl w:val="0"/>
+          <w:numId w:val="4"/>
+        </w:numPr>
+      </w:pPr>
+      <w:r>
+        <w:t>git add . — добавить все изменения в индекс;</w:t>
+      </w:r>
+    </w:p>
+    <w:p>
+      <w:pPr>
+        <w:numPr>
+          <w:ilvl w:val="0"/>
+          <w:numId w:val="4"/>
+        </w:numPr>
+      </w:pPr>
+      <w:r>
+        <w:t>git commit -m "текст" — сохранить изменения в истории с комментарием;</w:t>
+      </w:r>
+    </w:p>
+    <w:p>
+      <w:pPr>
+        <w:numPr>
+          <w:ilvl w:val="0"/>
+          <w:numId w:val="4"/>
+        </w:numPr>
+      </w:pPr>
+      <w:r>
+        <w:t>git push — отправить коммиты на GitHub;</w:t>
+      </w:r>
+    </w:p>
+    <w:p>
+      <w:pPr>
+        <w:numPr>
+          <w:ilvl w:val="0"/>
+          <w:numId w:val="4"/>
+        </w:numPr>
+      </w:pPr>
+      <w:r>
+        <w:t>git pull — забрать изменения из удалённого репозитория;</w:t>
+      </w:r>
+    </w:p>
+    <w:p>
+      <w:pPr>
+        <w:numPr>
+          <w:ilvl w:val="0"/>
+          <w:numId w:val="4"/>
+        </w:numPr>
+      </w:pPr>
+      <w:r>
+        <w:lastRenderedPageBreak/>
+        <w:t>git log --oneline — вывести историю коммитов в сжатом виде.</w:t>
+      </w:r>
+    </w:p>
+    <w:p>
+      <w:r>
+        <w:t>Готовый проект был сохранён и выгружен в репозиторий такой последовательностью команд:</w:t>
+      </w:r>
+    </w:p>
+    <w:p>
+      <w:r>
+        <w:rPr>
+          <w:lang w:val="en-US"/>
+        </w:rPr>
+        <w:t>git</w:t>
+      </w:r>
+      <w:r>
+        <w:t xml:space="preserve"> </w:t>
+      </w:r>
+      <w:proofErr w:type="gramStart"/>
+      <w:r>
+        <w:rPr>
+          <w:lang w:val="en-US"/>
+        </w:rPr>
+        <w:t>add</w:t>
+      </w:r>
+      <w:r>
+        <w:t xml:space="preserve"> .</w:t>
+      </w:r>
+      <w:proofErr w:type="gramEnd"/>
+    </w:p>
+    <w:p>
+      <w:r>
+        <w:rPr>
+          <w:lang w:val="en-US"/>
+        </w:rPr>
+        <w:t>git</w:t>
+      </w:r>
+      <w:r>
+        <w:t xml:space="preserve"> </w:t>
+      </w:r>
+      <w:r>
+        <w:rPr>
+          <w:lang w:val="en-US"/>
+        </w:rPr>
+        <w:t>commit</w:t>
+      </w:r>
+      <w:r>
+        <w:t xml:space="preserve"> -</w:t>
+      </w:r>
+      <w:r>
+        <w:rPr>
+          <w:lang w:val="en-US"/>
+        </w:rPr>
+        <w:t>m</w:t>
+      </w:r>
+      <w:r>
+        <w:t xml:space="preserve"> "Лабораторная работа 1: задания, </w:t>
+      </w:r>
+      <w:r>
+        <w:rPr>
+          <w:lang w:val="en-US"/>
+        </w:rPr>
+        <w:t>main</w:t>
+      </w:r>
+      <w:r>
+        <w:t>.</w:t>
+      </w:r>
+      <w:proofErr w:type="spellStart"/>
+      <w:r>
+        <w:rPr>
+          <w:lang w:val="en-US"/>
+        </w:rPr>
+        <w:t>py</w:t>
+      </w:r>
+      <w:proofErr w:type="spellEnd"/>
+      <w:r>
+        <w:t>, тесты"</w:t>
+      </w:r>
+    </w:p>
+    <w:p>
+      <w:pPr>
+        <w:rPr>
+          <w:lang w:val="en-US"/>
+        </w:rPr>
+      </w:pPr>
+      <w:r>
+        <w:rPr>
+          <w:lang w:val="en-US"/>
+        </w:rPr>
+        <w:t>git</w:t>
+      </w:r>
+      <w:r>
+        <w:t xml:space="preserve"> </w:t>
+      </w:r>
+      <w:r>
+        <w:rPr>
+          <w:lang w:val="en-US"/>
+        </w:rPr>
+        <w:t>push</w:t>
+      </w:r>
+    </w:p>
+    <w:p/>
+    <w:p>
+      <w:r>
+        <w:rPr>
+          <w:noProof/>
+          <w14:ligatures w14:val="none"/>
+        </w:rPr>
+        <w:drawing>
+          <wp:inline distT="0" distB="0" distL="0" distR="0" wp14:anchorId="1EE75D22" wp14:editId="4F4EB3A1">
+            <wp:extent cx="5489549" cy="3959105"/>
+            <wp:effectExtent l="0" t="0" r="0" b="3810"/>
+            <wp:docPr id="18" name="Picture 18"/>
+            <wp:cNvGraphicFramePr>
+              <a:graphicFrameLocks xmlns:a="http://schemas.openxmlformats.org/drawingml/2006/main" noChangeAspect="1"/>
+            </wp:cNvGraphicFramePr>
+            <a:graphic xmlns:a="http://schemas.openxmlformats.org/drawingml/2006/main">
+              <a:graphicData uri="http://schemas.openxmlformats.org/drawingml/2006/picture">
+                <pic:pic xmlns:pic="http://schemas.openxmlformats.org/drawingml/2006/picture">
+                  <pic:nvPicPr>
+                    <pic:cNvPr id="1" name=""/>
+                    <pic:cNvPicPr/>
+                  </pic:nvPicPr>
+                  <pic:blipFill>
+                    <a:blip r:embed="rId21"/>
+                    <a:stretch>
+                      <a:fillRect/>
+                    </a:stretch>
+                  </pic:blipFill>
+                  <pic:spPr>
+                    <a:xfrm>
+                      <a:off x="0" y="0"/>
+                      <a:ext cx="5499129" cy="3966014"/>
+                    </a:xfrm>
+                    <a:prstGeom prst="rect">
+                      <a:avLst/>
+                    </a:prstGeom>
+                  </pic:spPr>
+                </pic:pic>
+              </a:graphicData>
+            </a:graphic>
+          </wp:inline>
+        </w:drawing>
       </w:r>
     </w:p>
     <w:p>
       <w:pPr>
         <w:pStyle w:val="Caption"/>
         <w:jc w:val="center"/>
-      </w:pPr>
-      <w:bookmarkStart w:id="20" w:name="_GoBack"/>
-      <w:bookmarkEnd w:id="20"/>
+        <w:rPr>
+          <w:lang w:val="en-US"/>
+        </w:rPr>
+      </w:pPr>
       <w:r>
         <w:t xml:space="preserve">Рисунок </w:t>
       </w:r>
-      <w:fldSimple w:instr=" SEQ Рисунок \* ARABIC ">
-        <w:r>
-          <w:rPr>
-            <w:noProof/>
-          </w:rPr>
-          <w:t>17</w:t>
-        </w:r>
-      </w:fldSimple>
+      <w:r>
+        <w:rPr>
+          <w:lang w:val="en-US"/>
+        </w:rPr>
+        <w:t>16</w:t>
+      </w:r>
     </w:p>
     <w:p>
       <w:pPr>
@@ -7090,6 +6929,10 @@
       </w:r>
     </w:p>
     <w:p>
+      <w:pPr>
+        <w:ind w:firstLine="0"/>
+        <w:jc w:val="left"/>
+      </w:pPr>
       <w:r>
         <w:rPr>
           <w:b/>
@@ -7098,14 +6941,16 @@
         <w:t>Ссылка на GitHub:</w:t>
       </w:r>
       <w:r>
-        <w:t xml:space="preserve"> </w:t>
-      </w:r>
-      <w:r>
-        <w:rPr>
-          <w:highlight w:val="yellow"/>
-        </w:rPr>
-        <w:t>[вставьте ссылку на ваш репозиторий]</w:t>
-      </w:r>
+        <w:t xml:space="preserve">  </w:t>
+      </w:r>
+      <w:hyperlink r:id="rId22" w:history="1">
+        <w:r>
+          <w:rPr>
+            <w:rStyle w:val="Hyperlink"/>
+          </w:rPr>
+          <w:t>https://github.com/HolograficDev/semester3_python_lab1</w:t>
+        </w:r>
+      </w:hyperlink>
     </w:p>
     <w:p>
       <w:pPr>
@@ -7139,7 +6984,7 @@
         </w:rPr>
         <w:t xml:space="preserve">1. Официальный учебник по Python (Python Tutorial) [Электронный ресурс]. – URL: </w:t>
       </w:r>
-      <w:hyperlink r:id="rId21" w:history="1">
+      <w:hyperlink r:id="rId23" w:history="1">
         <w:r>
           <w:rPr>
             <w:rStyle w:val="Hyperlink"/>
@@ -7165,13 +7010,48 @@
         </w:rPr>
         <w:t xml:space="preserve">2. Справка по Markdown на Doka.guide [Электронный ресурс]. – URL: </w:t>
       </w:r>
-      <w:hyperlink r:id="rId22" w:history="1">
+      <w:hyperlink r:id="rId24" w:history="1">
         <w:r>
           <w:rPr>
             <w:rStyle w:val="Hyperlink"/>
             <w:rFonts w:eastAsia="Times New Roman"/>
           </w:rPr>
-          <w:t>https://doka.guide/tools/markdown/</w:t>
+          <w:t>https://doka.gui</w:t>
+        </w:r>
+        <w:r>
+          <w:rPr>
+            <w:rStyle w:val="Hyperlink"/>
+            <w:rFonts w:eastAsia="Times New Roman"/>
+          </w:rPr>
+          <w:t>d</w:t>
+        </w:r>
+        <w:r>
+          <w:rPr>
+            <w:rStyle w:val="Hyperlink"/>
+            <w:rFonts w:eastAsia="Times New Roman"/>
+          </w:rPr>
+          <w:t>e/to</w:t>
+        </w:r>
+        <w:r>
+          <w:rPr>
+            <w:rStyle w:val="Hyperlink"/>
+            <w:rFonts w:eastAsia="Times New Roman"/>
+          </w:rPr>
+          <w:t>o</w:t>
+        </w:r>
+        <w:r>
+          <w:rPr>
+            <w:rStyle w:val="Hyperlink"/>
+            <w:rFonts w:eastAsia="Times New Roman"/>
+          </w:rPr>
+          <w:t>l</w:t>
+        </w:r>
+        <w:r>
+          <w:rPr>
+            <w:rStyle w:val="Hyperlink"/>
+            <w:rFonts w:eastAsia="Times New Roman"/>
+          </w:rPr>
+          <w:t>s/markdown/</w:t>
         </w:r>
       </w:hyperlink>
       <w:r>
@@ -7191,7 +7071,7 @@
         </w:rPr>
         <w:t xml:space="preserve">3. Документация pytest [Электронный ресурс]. – URL: </w:t>
       </w:r>
-      <w:hyperlink r:id="rId23" w:history="1">
+      <w:hyperlink r:id="rId25" w:history="1">
         <w:r>
           <w:rPr>
             <w:rStyle w:val="Hyperlink"/>
@@ -7217,7 +7097,7 @@
         </w:rPr>
         <w:t xml:space="preserve">4. Документация Git [Электронный ресурс]. – URL: </w:t>
       </w:r>
-      <w:hyperlink r:id="rId24" w:history="1">
+      <w:hyperlink r:id="rId26" w:history="1">
         <w:r>
           <w:rPr>
             <w:rStyle w:val="Hyperlink"/>
@@ -9025,6 +8905,18 @@
       <w:szCs w:val="18"/>
     </w:rPr>
   </w:style>
+  <w:style w:type="character" w:styleId="FollowedHyperlink">
+    <w:name w:val="FollowedHyperlink"/>
+    <w:basedOn w:val="DefaultParagraphFont"/>
+    <w:uiPriority w:val="99"/>
+    <w:semiHidden/>
+    <w:unhideWhenUsed/>
+    <w:rsid w:val="00321468"/>
+    <w:rPr>
+      <w:color w:val="954F72" w:themeColor="followedHyperlink"/>
+      <w:u w:val="single"/>
+    </w:rPr>
+  </w:style>
 </w:styles>
 </file>
 
@@ -9328,7 +9220,7 @@
 </file>
 
 <file path=customXml/itemProps1.xml><?xml version="1.0" encoding="utf-8"?>
-<ds:datastoreItem xmlns:ds="http://schemas.openxmlformats.org/officeDocument/2006/customXml" ds:itemID="{54A32682-764E-4470-9B78-6B2C09919F12}">
+<ds:datastoreItem xmlns:ds="http://schemas.openxmlformats.org/officeDocument/2006/customXml" ds:itemID="{FE11FC8C-A3AC-4FAF-8A8F-1E11A95904E1}">
   <ds:schemaRefs>
     <ds:schemaRef ds:uri="http://schemas.openxmlformats.org/officeDocument/2006/bibliography"/>
   </ds:schemaRefs>

--- a/ЛР1_Дубков_Святослав.docx
+++ b/ЛР1_Дубков_Святослав.docx
@@ -290,8 +290,6 @@
           <w:szCs w:val="28"/>
         </w:rPr>
       </w:pPr>
-      <w:bookmarkStart w:id="0" w:name="_GoBack"/>
-      <w:bookmarkEnd w:id="0"/>
     </w:p>
     <w:p>
       <w:pPr>
@@ -2054,12 +2052,12 @@
       <w:pPr>
         <w:pStyle w:val="Heading1"/>
       </w:pPr>
-      <w:bookmarkStart w:id="1" w:name="_Toc241001852"/>
+      <w:bookmarkStart w:id="0" w:name="_Toc241001852"/>
       <w:r>
         <w:lastRenderedPageBreak/>
         <w:t>Введение</w:t>
       </w:r>
-      <w:bookmarkEnd w:id="1"/>
+      <w:bookmarkEnd w:id="0"/>
     </w:p>
     <w:p>
       <w:pPr>
@@ -2204,11 +2202,11 @@
         <w:pStyle w:val="Heading1"/>
         <w:keepNext/>
       </w:pPr>
-      <w:bookmarkStart w:id="2" w:name="_Toc9100101"/>
+      <w:bookmarkStart w:id="1" w:name="_Toc9100101"/>
       <w:r>
         <w:t>1. Задание</w:t>
       </w:r>
-      <w:bookmarkEnd w:id="2"/>
+      <w:bookmarkEnd w:id="1"/>
     </w:p>
     <w:p>
       <w:r>
@@ -2401,22 +2399,22 @@
         <w:pStyle w:val="Heading1"/>
         <w:keepNext/>
       </w:pPr>
-      <w:bookmarkStart w:id="3" w:name="_Toc9100102"/>
+      <w:bookmarkStart w:id="2" w:name="_Toc9100102"/>
       <w:r>
         <w:t>2. Описание проделанной работы</w:t>
       </w:r>
-      <w:bookmarkEnd w:id="3"/>
+      <w:bookmarkEnd w:id="2"/>
     </w:p>
     <w:p>
       <w:pPr>
         <w:pStyle w:val="Heading2"/>
         <w:keepNext/>
       </w:pPr>
-      <w:bookmarkStart w:id="4" w:name="_Toc9100103"/>
+      <w:bookmarkStart w:id="3" w:name="_Toc9100103"/>
       <w:r>
         <w:t>2.1. Подготовка окружения</w:t>
       </w:r>
-      <w:bookmarkEnd w:id="4"/>
+      <w:bookmarkEnd w:id="3"/>
     </w:p>
     <w:p>
       <w:r>
@@ -2536,11 +2534,11 @@
         <w:pStyle w:val="Heading2"/>
         <w:keepNext/>
       </w:pPr>
-      <w:bookmarkStart w:id="5" w:name="_Toc9100104"/>
+      <w:bookmarkStart w:id="4" w:name="_Toc9100104"/>
       <w:r>
         <w:t>2.2. Структура проекта</w:t>
       </w:r>
-      <w:bookmarkEnd w:id="5"/>
+      <w:bookmarkEnd w:id="4"/>
     </w:p>
     <w:p>
       <w:r>
@@ -2607,27 +2605,14 @@
       <w:r>
         <w:t xml:space="preserve">Рисунок </w:t>
       </w:r>
-      <w:r>
-        <w:fldChar w:fldCharType="begin"/>
-      </w:r>
-      <w:r>
-        <w:instrText xml:space="preserve"> SEQ Рисунок \* ARABIC </w:instrText>
-      </w:r>
-      <w:r>
-        <w:fldChar w:fldCharType="separate"/>
-      </w:r>
-      <w:r>
-        <w:rPr>
-          <w:noProof/>
-        </w:rPr>
-        <w:t>1</w:t>
-      </w:r>
-      <w:r>
-        <w:rPr>
-          <w:noProof/>
-        </w:rPr>
-        <w:fldChar w:fldCharType="end"/>
-      </w:r>
+      <w:fldSimple w:instr=" SEQ Рисунок \* ARABIC ">
+        <w:r>
+          <w:rPr>
+            <w:noProof/>
+          </w:rPr>
+          <w:t>1</w:t>
+        </w:r>
+      </w:fldSimple>
     </w:p>
     <w:p/>
     <w:p>
@@ -2635,11 +2620,11 @@
         <w:pStyle w:val="Heading2"/>
         <w:keepNext/>
       </w:pPr>
-      <w:bookmarkStart w:id="6" w:name="_Toc9100105"/>
+      <w:bookmarkStart w:id="5" w:name="_Toc9100105"/>
       <w:r>
         <w:t>2.3. Выполнение заданий</w:t>
       </w:r>
-      <w:bookmarkEnd w:id="6"/>
+      <w:bookmarkEnd w:id="5"/>
     </w:p>
     <w:p>
       <w:r>
@@ -2772,14 +2757,14 @@
           <w:lang w:val="ru-RU"/>
         </w:rPr>
       </w:pPr>
-      <w:bookmarkStart w:id="7" w:name="_Toc9100106"/>
+      <w:bookmarkStart w:id="6" w:name="_Toc9100106"/>
       <w:r>
         <w:rPr>
           <w:lang w:val="ru-RU"/>
         </w:rPr>
         <w:t>2.3.1. Таблица расстояний между городами (00_distance.py)</w:t>
       </w:r>
-      <w:bookmarkEnd w:id="7"/>
+      <w:bookmarkEnd w:id="6"/>
     </w:p>
     <w:p>
       <w:r>
@@ -3058,27 +3043,14 @@
       <w:r>
         <w:t xml:space="preserve">Рисунок </w:t>
       </w:r>
-      <w:r>
-        <w:fldChar w:fldCharType="begin"/>
-      </w:r>
-      <w:r>
-        <w:instrText xml:space="preserve"> SEQ Рисунок \* ARABIC </w:instrText>
-      </w:r>
-      <w:r>
-        <w:fldChar w:fldCharType="separate"/>
-      </w:r>
-      <w:r>
-        <w:rPr>
-          <w:noProof/>
-        </w:rPr>
-        <w:t>2</w:t>
-      </w:r>
-      <w:r>
-        <w:rPr>
-          <w:noProof/>
-        </w:rPr>
-        <w:fldChar w:fldCharType="end"/>
-      </w:r>
+      <w:fldSimple w:instr=" SEQ Рисунок \* ARABIC ">
+        <w:r>
+          <w:rPr>
+            <w:noProof/>
+          </w:rPr>
+          <w:t>2</w:t>
+        </w:r>
+      </w:fldSimple>
     </w:p>
     <w:p/>
     <w:p>
@@ -3089,7 +3061,7 @@
           <w:lang w:val="ru-RU"/>
         </w:rPr>
       </w:pPr>
-      <w:bookmarkStart w:id="8" w:name="_Toc9100107"/>
+      <w:bookmarkStart w:id="7" w:name="_Toc9100107"/>
       <w:r>
         <w:rPr>
           <w:lang w:val="ru-RU"/>
@@ -3097,7 +3069,7 @@
         <w:lastRenderedPageBreak/>
         <w:t>2.3.2. Круг: площадь и положение точек (01_circle.py)</w:t>
       </w:r>
-      <w:bookmarkEnd w:id="8"/>
+      <w:bookmarkEnd w:id="7"/>
     </w:p>
     <w:p>
       <w:r>
@@ -3341,14 +3313,27 @@
       <w:r>
         <w:t xml:space="preserve">Рисунок </w:t>
       </w:r>
-      <w:fldSimple w:instr=" SEQ Рисунок \* ARABIC ">
-        <w:r>
-          <w:rPr>
-            <w:noProof/>
-          </w:rPr>
-          <w:t>3</w:t>
-        </w:r>
-      </w:fldSimple>
+      <w:r>
+        <w:fldChar w:fldCharType="begin"/>
+      </w:r>
+      <w:r>
+        <w:instrText xml:space="preserve"> SEQ Рисунок \* ARABIC </w:instrText>
+      </w:r>
+      <w:r>
+        <w:fldChar w:fldCharType="separate"/>
+      </w:r>
+      <w:r>
+        <w:rPr>
+          <w:noProof/>
+        </w:rPr>
+        <w:t>3</w:t>
+      </w:r>
+      <w:r>
+        <w:rPr>
+          <w:noProof/>
+        </w:rPr>
+        <w:fldChar w:fldCharType="end"/>
+      </w:r>
     </w:p>
     <w:p>
       <w:pPr>
@@ -3358,14 +3343,14 @@
           <w:lang w:val="ru-RU"/>
         </w:rPr>
       </w:pPr>
-      <w:bookmarkStart w:id="9" w:name="_Toc9100108"/>
+      <w:bookmarkStart w:id="8" w:name="_Toc9100108"/>
       <w:r>
         <w:rPr>
           <w:lang w:val="ru-RU"/>
         </w:rPr>
         <w:t>2.3.3. Выражение, равное 25 (02_operations.py)</w:t>
       </w:r>
-      <w:bookmarkEnd w:id="9"/>
+      <w:bookmarkEnd w:id="8"/>
     </w:p>
     <w:p>
       <w:r>
@@ -3492,14 +3477,27 @@
       <w:r>
         <w:t xml:space="preserve">Рисунок </w:t>
       </w:r>
-      <w:fldSimple w:instr=" SEQ Рисунок \* ARABIC ">
-        <w:r>
-          <w:rPr>
-            <w:noProof/>
-          </w:rPr>
-          <w:t>4</w:t>
-        </w:r>
-      </w:fldSimple>
+      <w:r>
+        <w:fldChar w:fldCharType="begin"/>
+      </w:r>
+      <w:r>
+        <w:instrText xml:space="preserve"> SEQ Рисунок \* ARABIC </w:instrText>
+      </w:r>
+      <w:r>
+        <w:fldChar w:fldCharType="separate"/>
+      </w:r>
+      <w:r>
+        <w:rPr>
+          <w:noProof/>
+        </w:rPr>
+        <w:t>4</w:t>
+      </w:r>
+      <w:r>
+        <w:rPr>
+          <w:noProof/>
+        </w:rPr>
+        <w:fldChar w:fldCharType="end"/>
+      </w:r>
     </w:p>
     <w:p>
       <w:pPr>
@@ -3509,14 +3507,14 @@
           <w:lang w:val="ru-RU"/>
         </w:rPr>
       </w:pPr>
-      <w:bookmarkStart w:id="10" w:name="_Toc9100109"/>
+      <w:bookmarkStart w:id="9" w:name="_Toc9100109"/>
       <w:r>
         <w:rPr>
           <w:lang w:val="ru-RU"/>
         </w:rPr>
         <w:t>2.3.4. Названия фильмов через срезы (03_favorite_movies.py)</w:t>
       </w:r>
-      <w:bookmarkEnd w:id="10"/>
+      <w:bookmarkEnd w:id="9"/>
     </w:p>
     <w:p>
       <w:r>
@@ -3708,14 +3706,27 @@
       <w:r>
         <w:t xml:space="preserve">Рисунок </w:t>
       </w:r>
-      <w:fldSimple w:instr=" SEQ Рисунок \* ARABIC ">
-        <w:r>
-          <w:rPr>
-            <w:noProof/>
-          </w:rPr>
-          <w:t>5</w:t>
-        </w:r>
-      </w:fldSimple>
+      <w:r>
+        <w:fldChar w:fldCharType="begin"/>
+      </w:r>
+      <w:r>
+        <w:instrText xml:space="preserve"> SEQ Рисунок \* ARABIC </w:instrText>
+      </w:r>
+      <w:r>
+        <w:fldChar w:fldCharType="separate"/>
+      </w:r>
+      <w:r>
+        <w:rPr>
+          <w:noProof/>
+        </w:rPr>
+        <w:t>5</w:t>
+      </w:r>
+      <w:r>
+        <w:rPr>
+          <w:noProof/>
+        </w:rPr>
+        <w:fldChar w:fldCharType="end"/>
+      </w:r>
     </w:p>
     <w:p>
       <w:pPr>
@@ -3725,7 +3736,7 @@
           <w:lang w:val="ru-RU"/>
         </w:rPr>
       </w:pPr>
-      <w:bookmarkStart w:id="11" w:name="_Toc9100110"/>
+      <w:bookmarkStart w:id="10" w:name="_Toc9100110"/>
       <w:r>
         <w:rPr>
           <w:lang w:val="ru-RU"/>
@@ -3733,7 +3744,7 @@
         <w:lastRenderedPageBreak/>
         <w:t>2.3.5. Рост членов семьи (04_my_family.py)</w:t>
       </w:r>
-      <w:bookmarkEnd w:id="11"/>
+      <w:bookmarkEnd w:id="10"/>
     </w:p>
     <w:p>
       <w:r>
@@ -3935,14 +3946,27 @@
       <w:r>
         <w:t xml:space="preserve">Рисунок </w:t>
       </w:r>
-      <w:fldSimple w:instr=" SEQ Рисунок \* ARABIC ">
-        <w:r>
-          <w:rPr>
-            <w:noProof/>
-          </w:rPr>
-          <w:t>6</w:t>
-        </w:r>
-      </w:fldSimple>
+      <w:r>
+        <w:fldChar w:fldCharType="begin"/>
+      </w:r>
+      <w:r>
+        <w:instrText xml:space="preserve"> SEQ Рисунок \* ARABIC </w:instrText>
+      </w:r>
+      <w:r>
+        <w:fldChar w:fldCharType="separate"/>
+      </w:r>
+      <w:r>
+        <w:rPr>
+          <w:noProof/>
+        </w:rPr>
+        <w:t>6</w:t>
+      </w:r>
+      <w:r>
+        <w:rPr>
+          <w:noProof/>
+        </w:rPr>
+        <w:fldChar w:fldCharType="end"/>
+      </w:r>
     </w:p>
     <w:p/>
     <w:p>
@@ -3953,14 +3977,14 @@
           <w:lang w:val="ru-RU"/>
         </w:rPr>
       </w:pPr>
-      <w:bookmarkStart w:id="12" w:name="_Toc9100111"/>
+      <w:bookmarkStart w:id="11" w:name="_Toc9100111"/>
       <w:r>
         <w:rPr>
           <w:lang w:val="ru-RU"/>
         </w:rPr>
         <w:t>2.3.6. Перестановки в зоопарке (05_zoo.py)</w:t>
       </w:r>
-      <w:bookmarkEnd w:id="12"/>
+      <w:bookmarkEnd w:id="11"/>
     </w:p>
     <w:p>
       <w:r>
@@ -4326,14 +4350,27 @@
       <w:r>
         <w:t xml:space="preserve">Рисунок </w:t>
       </w:r>
-      <w:fldSimple w:instr=" SEQ Рисунок \* ARABIC ">
-        <w:r>
-          <w:rPr>
-            <w:noProof/>
-          </w:rPr>
-          <w:t>7</w:t>
-        </w:r>
-      </w:fldSimple>
+      <w:r>
+        <w:fldChar w:fldCharType="begin"/>
+      </w:r>
+      <w:r>
+        <w:instrText xml:space="preserve"> SEQ Рисунок \* ARABIC </w:instrText>
+      </w:r>
+      <w:r>
+        <w:fldChar w:fldCharType="separate"/>
+      </w:r>
+      <w:r>
+        <w:rPr>
+          <w:noProof/>
+        </w:rPr>
+        <w:t>7</w:t>
+      </w:r>
+      <w:r>
+        <w:rPr>
+          <w:noProof/>
+        </w:rPr>
+        <w:fldChar w:fldCharType="end"/>
+      </w:r>
     </w:p>
     <w:p/>
     <w:p>
@@ -4344,14 +4381,14 @@
           <w:lang w:val="ru-RU"/>
         </w:rPr>
       </w:pPr>
-      <w:bookmarkStart w:id="13" w:name="_Toc9100112"/>
+      <w:bookmarkStart w:id="12" w:name="_Toc9100112"/>
       <w:r>
         <w:rPr>
           <w:lang w:val="ru-RU"/>
         </w:rPr>
         <w:t>2.3.7. Время звучания песен (06_songs_list.py)</w:t>
       </w:r>
-      <w:bookmarkEnd w:id="13"/>
+      <w:bookmarkEnd w:id="12"/>
     </w:p>
     <w:p>
       <w:r>
@@ -4511,14 +4548,27 @@
       <w:r>
         <w:t xml:space="preserve">Рисунок </w:t>
       </w:r>
-      <w:fldSimple w:instr=" SEQ Рисунок \* ARABIC ">
-        <w:r>
-          <w:rPr>
-            <w:noProof/>
-          </w:rPr>
-          <w:t>8</w:t>
-        </w:r>
-      </w:fldSimple>
+      <w:r>
+        <w:fldChar w:fldCharType="begin"/>
+      </w:r>
+      <w:r>
+        <w:instrText xml:space="preserve"> SEQ Рисунок \* ARABIC </w:instrText>
+      </w:r>
+      <w:r>
+        <w:fldChar w:fldCharType="separate"/>
+      </w:r>
+      <w:r>
+        <w:rPr>
+          <w:noProof/>
+        </w:rPr>
+        <w:t>8</w:t>
+      </w:r>
+      <w:r>
+        <w:rPr>
+          <w:noProof/>
+        </w:rPr>
+        <w:fldChar w:fldCharType="end"/>
+      </w:r>
     </w:p>
     <w:p/>
     <w:p>
@@ -4529,14 +4579,14 @@
           <w:lang w:val="ru-RU"/>
         </w:rPr>
       </w:pPr>
-      <w:bookmarkStart w:id="14" w:name="_Toc9100113"/>
+      <w:bookmarkStart w:id="13" w:name="_Toc9100113"/>
       <w:r>
         <w:rPr>
           <w:lang w:val="ru-RU"/>
         </w:rPr>
         <w:t>2.3.8. Дешифровка сообщения (07_secret.py)</w:t>
       </w:r>
-      <w:bookmarkEnd w:id="14"/>
+      <w:bookmarkEnd w:id="13"/>
     </w:p>
     <w:p>
       <w:r>
@@ -4775,14 +4825,27 @@
       <w:r>
         <w:t xml:space="preserve">Рисунок </w:t>
       </w:r>
-      <w:fldSimple w:instr=" SEQ Рисунок \* ARABIC ">
-        <w:r>
-          <w:rPr>
-            <w:noProof/>
-          </w:rPr>
-          <w:t>9</w:t>
-        </w:r>
-      </w:fldSimple>
+      <w:r>
+        <w:fldChar w:fldCharType="begin"/>
+      </w:r>
+      <w:r>
+        <w:instrText xml:space="preserve"> SEQ Рисунок \* ARABIC </w:instrText>
+      </w:r>
+      <w:r>
+        <w:fldChar w:fldCharType="separate"/>
+      </w:r>
+      <w:r>
+        <w:rPr>
+          <w:noProof/>
+        </w:rPr>
+        <w:t>9</w:t>
+      </w:r>
+      <w:r>
+        <w:rPr>
+          <w:noProof/>
+        </w:rPr>
+        <w:fldChar w:fldCharType="end"/>
+      </w:r>
     </w:p>
     <w:p/>
     <w:p>
@@ -4793,7 +4856,7 @@
           <w:lang w:val="ru-RU"/>
         </w:rPr>
       </w:pPr>
-      <w:bookmarkStart w:id="15" w:name="_Toc9100114"/>
+      <w:bookmarkStart w:id="14" w:name="_Toc9100114"/>
       <w:r>
         <w:rPr>
           <w:lang w:val="ru-RU"/>
@@ -4801,7 +4864,7 @@
         <w:lastRenderedPageBreak/>
         <w:t>2.3.9. Цветы сада и луга (08_garden.py)</w:t>
       </w:r>
-      <w:bookmarkEnd w:id="15"/>
+      <w:bookmarkEnd w:id="14"/>
     </w:p>
     <w:p>
       <w:r>
@@ -5101,14 +5164,27 @@
       <w:r>
         <w:t xml:space="preserve">Рисунок </w:t>
       </w:r>
-      <w:fldSimple w:instr=" SEQ Рисунок \* ARABIC ">
-        <w:r>
-          <w:rPr>
-            <w:noProof/>
-          </w:rPr>
-          <w:t>10</w:t>
-        </w:r>
-      </w:fldSimple>
+      <w:r>
+        <w:fldChar w:fldCharType="begin"/>
+      </w:r>
+      <w:r>
+        <w:instrText xml:space="preserve"> SEQ Рисунок \* ARABIC </w:instrText>
+      </w:r>
+      <w:r>
+        <w:fldChar w:fldCharType="separate"/>
+      </w:r>
+      <w:r>
+        <w:rPr>
+          <w:noProof/>
+        </w:rPr>
+        <w:t>10</w:t>
+      </w:r>
+      <w:r>
+        <w:rPr>
+          <w:noProof/>
+        </w:rPr>
+        <w:fldChar w:fldCharType="end"/>
+      </w:r>
     </w:p>
     <w:p/>
     <w:p>
@@ -5119,14 +5195,14 @@
           <w:lang w:val="ru-RU"/>
         </w:rPr>
       </w:pPr>
-      <w:bookmarkStart w:id="16" w:name="_Toc9100115"/>
+      <w:bookmarkStart w:id="15" w:name="_Toc9100115"/>
       <w:r>
         <w:rPr>
           <w:lang w:val="ru-RU"/>
         </w:rPr>
         <w:t>2.3.10. Самые дешёвые сладости (09_shopping.py)</w:t>
       </w:r>
-      <w:bookmarkEnd w:id="16"/>
+      <w:bookmarkEnd w:id="15"/>
     </w:p>
     <w:p>
       <w:r>
@@ -5449,14 +5525,30 @@
       <w:r>
         <w:t xml:space="preserve">Рисунок </w:t>
       </w:r>
-      <w:fldSimple w:instr=" SEQ Рисунок \* ARABIC ">
-        <w:r>
-          <w:rPr>
-            <w:noProof/>
-          </w:rPr>
-          <w:t>11</w:t>
-        </w:r>
-      </w:fldSimple>
+      <w:r>
+        <w:fldChar w:fldCharType="begin"/>
+      </w:r>
+      <w:r>
+        <w:instrText xml:space="preserve"> S</w:instrText>
+      </w:r>
+      <w:r>
+        <w:instrText xml:space="preserve">EQ Рисунок \* ARABIC </w:instrText>
+      </w:r>
+      <w:r>
+        <w:fldChar w:fldCharType="separate"/>
+      </w:r>
+      <w:r>
+        <w:rPr>
+          <w:noProof/>
+        </w:rPr>
+        <w:t>11</w:t>
+      </w:r>
+      <w:r>
+        <w:rPr>
+          <w:noProof/>
+        </w:rPr>
+        <w:fldChar w:fldCharType="end"/>
+      </w:r>
     </w:p>
     <w:p/>
     <w:p>
@@ -5467,14 +5559,14 @@
           <w:lang w:val="ru-RU"/>
         </w:rPr>
       </w:pPr>
-      <w:bookmarkStart w:id="17" w:name="_Toc9100116"/>
+      <w:bookmarkStart w:id="16" w:name="_Toc9100116"/>
       <w:r>
         <w:rPr>
           <w:lang w:val="ru-RU"/>
         </w:rPr>
         <w:t>2.3.11. Товары на складе (10_store.py)</w:t>
       </w:r>
-      <w:bookmarkEnd w:id="17"/>
+      <w:bookmarkEnd w:id="16"/>
     </w:p>
     <w:p>
       <w:r>
@@ -5706,14 +5798,27 @@
       <w:r>
         <w:t xml:space="preserve">Рисунок </w:t>
       </w:r>
-      <w:fldSimple w:instr=" SEQ Рисунок \* ARABIC ">
-        <w:r>
-          <w:rPr>
-            <w:noProof/>
-          </w:rPr>
-          <w:t>12</w:t>
-        </w:r>
-      </w:fldSimple>
+      <w:r>
+        <w:fldChar w:fldCharType="begin"/>
+      </w:r>
+      <w:r>
+        <w:instrText xml:space="preserve"> SEQ Рисунок \* ARABIC </w:instrText>
+      </w:r>
+      <w:r>
+        <w:fldChar w:fldCharType="separate"/>
+      </w:r>
+      <w:r>
+        <w:rPr>
+          <w:noProof/>
+        </w:rPr>
+        <w:t>12</w:t>
+      </w:r>
+      <w:r>
+        <w:rPr>
+          <w:noProof/>
+        </w:rPr>
+        <w:fldChar w:fldCharType="end"/>
+      </w:r>
     </w:p>
     <w:p/>
     <w:p>
@@ -5721,11 +5826,11 @@
         <w:pStyle w:val="Heading1"/>
         <w:keepNext/>
       </w:pPr>
-      <w:bookmarkStart w:id="18" w:name="_Toc9100117"/>
+      <w:bookmarkStart w:id="17" w:name="_Toc9100117"/>
       <w:r>
         <w:t>3. Верхнеуровневый модуль main.py</w:t>
       </w:r>
-      <w:bookmarkEnd w:id="18"/>
+      <w:bookmarkEnd w:id="17"/>
     </w:p>
     <w:p>
       <w:r>
@@ -6194,14 +6299,27 @@
       <w:r>
         <w:t xml:space="preserve">Рисунок </w:t>
       </w:r>
-      <w:fldSimple w:instr=" SEQ Рисунок \* ARABIC ">
-        <w:r>
-          <w:rPr>
-            <w:noProof/>
-          </w:rPr>
-          <w:t>13</w:t>
-        </w:r>
-      </w:fldSimple>
+      <w:r>
+        <w:fldChar w:fldCharType="begin"/>
+      </w:r>
+      <w:r>
+        <w:instrText xml:space="preserve"> SEQ Рисунок \* ARABIC </w:instrText>
+      </w:r>
+      <w:r>
+        <w:fldChar w:fldCharType="separate"/>
+      </w:r>
+      <w:r>
+        <w:rPr>
+          <w:noProof/>
+        </w:rPr>
+        <w:t>13</w:t>
+      </w:r>
+      <w:r>
+        <w:rPr>
+          <w:noProof/>
+        </w:rPr>
+        <w:fldChar w:fldCharType="end"/>
+      </w:r>
     </w:p>
     <w:p>
       <w:r>
@@ -6256,14 +6374,27 @@
       <w:r>
         <w:t xml:space="preserve">Рисунок </w:t>
       </w:r>
-      <w:fldSimple w:instr=" SEQ Рисунок \* ARABIC ">
-        <w:r>
-          <w:rPr>
-            <w:noProof/>
-          </w:rPr>
-          <w:t>14</w:t>
-        </w:r>
-      </w:fldSimple>
+      <w:r>
+        <w:fldChar w:fldCharType="begin"/>
+      </w:r>
+      <w:r>
+        <w:instrText xml:space="preserve"> SEQ Рисунок \* ARABIC </w:instrText>
+      </w:r>
+      <w:r>
+        <w:fldChar w:fldCharType="separate"/>
+      </w:r>
+      <w:r>
+        <w:rPr>
+          <w:noProof/>
+        </w:rPr>
+        <w:t>14</w:t>
+      </w:r>
+      <w:r>
+        <w:rPr>
+          <w:noProof/>
+        </w:rPr>
+        <w:fldChar w:fldCharType="end"/>
+      </w:r>
     </w:p>
     <w:p/>
     <w:p>
@@ -6271,11 +6402,11 @@
         <w:pStyle w:val="Heading1"/>
         <w:keepNext/>
       </w:pPr>
-      <w:bookmarkStart w:id="19" w:name="_Toc9100118"/>
+      <w:bookmarkStart w:id="18" w:name="_Toc9100118"/>
       <w:r>
         <w:t>4. Тестирование с помощью pytest</w:t>
       </w:r>
-      <w:bookmarkEnd w:id="19"/>
+      <w:bookmarkEnd w:id="18"/>
     </w:p>
     <w:p>
       <w:r>
@@ -6626,14 +6757,27 @@
       <w:r>
         <w:t xml:space="preserve">Рисунок </w:t>
       </w:r>
-      <w:fldSimple w:instr=" SEQ Рисунок \* ARABIC ">
-        <w:r>
-          <w:rPr>
-            <w:noProof/>
-          </w:rPr>
-          <w:t>15</w:t>
-        </w:r>
-      </w:fldSimple>
+      <w:r>
+        <w:fldChar w:fldCharType="begin"/>
+      </w:r>
+      <w:r>
+        <w:instrText xml:space="preserve"> SEQ Рисунок \* ARABIC </w:instrText>
+      </w:r>
+      <w:r>
+        <w:fldChar w:fldCharType="separate"/>
+      </w:r>
+      <w:r>
+        <w:rPr>
+          <w:noProof/>
+        </w:rPr>
+        <w:t>15</w:t>
+      </w:r>
+      <w:r>
+        <w:rPr>
+          <w:noProof/>
+        </w:rPr>
+        <w:fldChar w:fldCharType="end"/>
+      </w:r>
     </w:p>
     <w:p/>
     <w:p>
@@ -6641,11 +6785,11 @@
         <w:pStyle w:val="Heading1"/>
         <w:keepNext/>
       </w:pPr>
-      <w:bookmarkStart w:id="20" w:name="_Toc9100119"/>
+      <w:bookmarkStart w:id="19" w:name="_Toc9100119"/>
       <w:r>
         <w:t>5. Шпаргалка по Git</w:t>
       </w:r>
-      <w:bookmarkEnd w:id="20"/>
+      <w:bookmarkEnd w:id="19"/>
     </w:p>
     <w:p>
       <w:r>
@@ -6747,6 +6891,11 @@
       </w:r>
     </w:p>
     <w:p>
+      <w:pPr>
+        <w:rPr>
+          <w:lang w:val="en-US"/>
+        </w:rPr>
+      </w:pPr>
       <w:r>
         <w:rPr>
           <w:lang w:val="en-US"/>
@@ -6754,6 +6903,9 @@
         <w:t>git</w:t>
       </w:r>
       <w:r>
+        <w:rPr>
+          <w:lang w:val="en-US"/>
+        </w:rPr>
         <w:t xml:space="preserve"> </w:t>
       </w:r>
       <w:proofErr w:type="gramStart"/>
@@ -6764,11 +6916,19 @@
         <w:t>add</w:t>
       </w:r>
       <w:r>
+        <w:rPr>
+          <w:lang w:val="en-US"/>
+        </w:rPr>
         <w:t xml:space="preserve"> .</w:t>
       </w:r>
       <w:proofErr w:type="gramEnd"/>
     </w:p>
     <w:p>
+      <w:pPr>
+        <w:rPr>
+          <w:lang w:val="en-US"/>
+        </w:rPr>
+      </w:pPr>
       <w:r>
         <w:rPr>
           <w:lang w:val="en-US"/>
@@ -6776,6 +6936,9 @@
         <w:t>git</w:t>
       </w:r>
       <w:r>
+        <w:rPr>
+          <w:lang w:val="en-US"/>
+        </w:rPr>
         <w:t xml:space="preserve"> </w:t>
       </w:r>
       <w:r>
@@ -6785,6 +6948,9 @@
         <w:t>commit</w:t>
       </w:r>
       <w:r>
+        <w:rPr>
+          <w:lang w:val="en-US"/>
+        </w:rPr>
         <w:t xml:space="preserve"> -</w:t>
       </w:r>
       <w:r>
@@ -6794,27 +6960,22 @@
         <w:t>m</w:t>
       </w:r>
       <w:r>
-        <w:t xml:space="preserve"> "Лабораторная работа 1: задания, </w:t>
-      </w:r>
-      <w:r>
-        <w:rPr>
-          <w:lang w:val="en-US"/>
-        </w:rPr>
-        <w:t>main</w:t>
-      </w:r>
-      <w:r>
-        <w:t>.</w:t>
-      </w:r>
-      <w:proofErr w:type="spellStart"/>
-      <w:r>
-        <w:rPr>
-          <w:lang w:val="en-US"/>
-        </w:rPr>
-        <w:t>py</w:t>
-      </w:r>
-      <w:proofErr w:type="spellEnd"/>
-      <w:r>
-        <w:t>, тесты"</w:t>
+        <w:rPr>
+          <w:lang w:val="en-US"/>
+        </w:rPr>
+        <w:t xml:space="preserve"> "</w:t>
+      </w:r>
+      <w:r>
+        <w:rPr>
+          <w:lang w:val="en-US"/>
+        </w:rPr>
+        <w:t>Updated readme</w:t>
+      </w:r>
+      <w:r>
+        <w:rPr>
+          <w:lang w:val="en-US"/>
+        </w:rPr>
+        <w:t>"</w:t>
       </w:r>
     </w:p>
     <w:p>
@@ -6887,19 +7048,108 @@
       <w:pPr>
         <w:pStyle w:val="Caption"/>
         <w:jc w:val="center"/>
-        <w:rPr>
-          <w:lang w:val="en-US"/>
-        </w:rPr>
       </w:pPr>
       <w:r>
         <w:t xml:space="preserve">Рисунок </w:t>
       </w:r>
       <w:r>
-        <w:rPr>
-          <w:lang w:val="en-US"/>
-        </w:rPr>
         <w:t>16</w:t>
       </w:r>
+    </w:p>
+    <w:p>
+      <w:pPr>
+        <w:pStyle w:val="NormalWeb"/>
+      </w:pPr>
+      <w:r>
+        <w:rPr>
+          <w:noProof/>
+          <w:sz w:val="24"/>
+          <w:lang w:val="en-US" w:eastAsia="en-US"/>
+        </w:rPr>
+        <w:drawing>
+          <wp:inline distT="0" distB="0" distL="0" distR="0" wp14:anchorId="5EA42D5C" wp14:editId="0810556B">
+            <wp:extent cx="5888654" cy="1139483"/>
+            <wp:effectExtent l="0" t="0" r="0" b="3810"/>
+            <wp:docPr id="14" name="Picture 14"/>
+            <wp:cNvGraphicFramePr>
+              <a:graphicFrameLocks xmlns:a="http://schemas.openxmlformats.org/drawingml/2006/main" noChangeAspect="1"/>
+            </wp:cNvGraphicFramePr>
+            <a:graphic xmlns:a="http://schemas.openxmlformats.org/drawingml/2006/main">
+              <a:graphicData uri="http://schemas.openxmlformats.org/drawingml/2006/picture">
+                <pic:pic xmlns:pic="http://schemas.openxmlformats.org/drawingml/2006/picture">
+                  <pic:nvPicPr>
+                    <pic:cNvPr id="0" name="Picture 1"/>
+                    <pic:cNvPicPr>
+                      <a:picLocks noChangeAspect="1" noChangeArrowheads="1"/>
+                    </pic:cNvPicPr>
+                  </pic:nvPicPr>
+                  <pic:blipFill>
+                    <a:blip r:embed="rId22" cstate="print">
+                      <a:extLst>
+                        <a:ext uri="{28A0092B-C50C-407E-A947-70E740481C1C}">
+                          <a14:useLocalDpi xmlns:a14="http://schemas.microsoft.com/office/drawing/2010/main" val="0"/>
+                        </a:ext>
+                      </a:extLst>
+                    </a:blip>
+                    <a:srcRect/>
+                    <a:stretch>
+                      <a:fillRect/>
+                    </a:stretch>
+                  </pic:blipFill>
+                  <pic:spPr bwMode="auto">
+                    <a:xfrm>
+                      <a:off x="0" y="0"/>
+                      <a:ext cx="5970776" cy="1155374"/>
+                    </a:xfrm>
+                    <a:prstGeom prst="rect">
+                      <a:avLst/>
+                    </a:prstGeom>
+                    <a:noFill/>
+                    <a:ln>
+                      <a:noFill/>
+                    </a:ln>
+                  </pic:spPr>
+                </pic:pic>
+              </a:graphicData>
+            </a:graphic>
+          </wp:inline>
+        </w:drawing>
+      </w:r>
+    </w:p>
+    <w:p>
+      <w:pPr>
+        <w:pStyle w:val="Caption"/>
+        <w:jc w:val="center"/>
+        <w:rPr>
+          <w:lang w:val="en-US"/>
+        </w:rPr>
+      </w:pPr>
+      <w:r>
+        <w:t xml:space="preserve">Рисунок </w:t>
+      </w:r>
+      <w:r>
+        <w:t>1</w:t>
+      </w:r>
+      <w:r>
+        <w:rPr>
+          <w:lang w:val="en-US"/>
+        </w:rPr>
+        <w:t>7</w:t>
+      </w:r>
+    </w:p>
+    <w:p>
+      <w:pPr>
+        <w:pStyle w:val="NormalWeb"/>
+        <w:rPr>
+          <w:sz w:val="24"/>
+          <w:lang w:val="en-US" w:eastAsia="en-US"/>
+        </w:rPr>
+      </w:pPr>
+      <w:r>
+        <w:br w:type="page"/>
+      </w:r>
+      <w:bookmarkStart w:id="20" w:name="_GoBack"/>
+      <w:bookmarkEnd w:id="20"/>
     </w:p>
     <w:p>
       <w:pPr>
@@ -6907,9 +7157,6 @@
         <w:ind w:firstLine="0"/>
         <w:jc w:val="left"/>
       </w:pPr>
-      <w:r>
-        <w:br w:type="page"/>
-      </w:r>
     </w:p>
     <w:p>
       <w:pPr>
@@ -6918,7 +7165,6 @@
       </w:pPr>
       <w:bookmarkStart w:id="21" w:name="_Toc9100120"/>
       <w:r>
-        <w:lastRenderedPageBreak/>
         <w:t>Заключение</w:t>
       </w:r>
       <w:bookmarkEnd w:id="21"/>
@@ -6943,7 +7189,7 @@
       <w:r>
         <w:t xml:space="preserve">  </w:t>
       </w:r>
-      <w:hyperlink r:id="rId22" w:history="1">
+      <w:hyperlink r:id="rId23" w:history="1">
         <w:r>
           <w:rPr>
             <w:rStyle w:val="Hyperlink"/>
@@ -6984,7 +7230,7 @@
         </w:rPr>
         <w:t xml:space="preserve">1. Официальный учебник по Python (Python Tutorial) [Электронный ресурс]. – URL: </w:t>
       </w:r>
-      <w:hyperlink r:id="rId23" w:history="1">
+      <w:hyperlink r:id="rId24" w:history="1">
         <w:r>
           <w:rPr>
             <w:rStyle w:val="Hyperlink"/>
@@ -7010,48 +7256,13 @@
         </w:rPr>
         <w:t xml:space="preserve">2. Справка по Markdown на Doka.guide [Электронный ресурс]. – URL: </w:t>
       </w:r>
-      <w:hyperlink r:id="rId24" w:history="1">
+      <w:hyperlink r:id="rId25" w:history="1">
         <w:r>
           <w:rPr>
             <w:rStyle w:val="Hyperlink"/>
             <w:rFonts w:eastAsia="Times New Roman"/>
           </w:rPr>
-          <w:t>https://doka.gui</w:t>
-        </w:r>
-        <w:r>
-          <w:rPr>
-            <w:rStyle w:val="Hyperlink"/>
-            <w:rFonts w:eastAsia="Times New Roman"/>
-          </w:rPr>
-          <w:t>d</w:t>
-        </w:r>
-        <w:r>
-          <w:rPr>
-            <w:rStyle w:val="Hyperlink"/>
-            <w:rFonts w:eastAsia="Times New Roman"/>
-          </w:rPr>
-          <w:t>e/to</w:t>
-        </w:r>
-        <w:r>
-          <w:rPr>
-            <w:rStyle w:val="Hyperlink"/>
-            <w:rFonts w:eastAsia="Times New Roman"/>
-          </w:rPr>
-          <w:t>o</w:t>
-        </w:r>
-        <w:r>
-          <w:rPr>
-            <w:rStyle w:val="Hyperlink"/>
-            <w:rFonts w:eastAsia="Times New Roman"/>
-          </w:rPr>
-          <w:t>l</w:t>
-        </w:r>
-        <w:r>
-          <w:rPr>
-            <w:rStyle w:val="Hyperlink"/>
-            <w:rFonts w:eastAsia="Times New Roman"/>
-          </w:rPr>
-          <w:t>s/markdown/</w:t>
+          <w:t>https://doka.guide/tools/markdown/</w:t>
         </w:r>
       </w:hyperlink>
       <w:r>
@@ -7071,7 +7282,7 @@
         </w:rPr>
         <w:t xml:space="preserve">3. Документация pytest [Электронный ресурс]. – URL: </w:t>
       </w:r>
-      <w:hyperlink r:id="rId25" w:history="1">
+      <w:hyperlink r:id="rId26" w:history="1">
         <w:r>
           <w:rPr>
             <w:rStyle w:val="Hyperlink"/>
@@ -7097,7 +7308,7 @@
         </w:rPr>
         <w:t xml:space="preserve">4. Документация Git [Электронный ресурс]. – URL: </w:t>
       </w:r>
-      <w:hyperlink r:id="rId26" w:history="1">
+      <w:hyperlink r:id="rId27" w:history="1">
         <w:r>
           <w:rPr>
             <w:rStyle w:val="Hyperlink"/>
@@ -9220,7 +9431,7 @@
 </file>
 
 <file path=customXml/itemProps1.xml><?xml version="1.0" encoding="utf-8"?>
-<ds:datastoreItem xmlns:ds="http://schemas.openxmlformats.org/officeDocument/2006/customXml" ds:itemID="{FE11FC8C-A3AC-4FAF-8A8F-1E11A95904E1}">
+<ds:datastoreItem xmlns:ds="http://schemas.openxmlformats.org/officeDocument/2006/customXml" ds:itemID="{D28683A4-35A4-45F0-8E76-4BC2D05DBE80}">
   <ds:schemaRefs>
     <ds:schemaRef ds:uri="http://schemas.openxmlformats.org/officeDocument/2006/bibliography"/>
   </ds:schemaRefs>
